--- a/Meeting_2026-09-03_Outlier_Methylation.docx
+++ b/Meeting_2026-09-03_Outlier_Methylation.docx
@@ -9627,7 +9627,7 @@
                 <w:b w:val="0"/>
                 <w:sz w:val="18"/>
               </w:rPr>
-              <w:t>3.25</w:t>
+              <w:t>2.26</w:t>
             </w:r>
           </w:p>
         </w:tc>
@@ -9903,7 +9903,7 @@
                 <w:b w:val="0"/>
                 <w:sz w:val="18"/>
               </w:rPr>
-              <w:t>3.13</w:t>
+              <w:t>2.17</w:t>
             </w:r>
           </w:p>
         </w:tc>

--- a/Meeting_2026-09-03_Outlier_Methylation.docx
+++ b/Meeting_2026-09-03_Outlier_Methylation.docx
@@ -5048,6 +5048,594 @@
         </w:rPr>
         <w:t>In one sentence: p changes how many flags you get, and never how big they are.</w:t>
       </w:r>
+    </w:p>
+    <w:p>
+      <w:pPr>
+        <w:pStyle w:val="Heading2"/>
+      </w:pPr>
+      <w:r>
+        <w:t>3.3  And this is not a chromosome-22 result</w:t>
+      </w:r>
+    </w:p>
+    <w:p>
+      <w:r>
+        <w:rPr>
+          <w:b w:val="0"/>
+          <w:i w:val="0"/>
+        </w:rPr>
+        <w:t>Everything above was measured on chromosome 22. Repeating it on all 380,355 sites gives the same answer, with the numbers now large enough to state bluntly:</w:t>
+      </w:r>
+    </w:p>
+    <w:tbl>
+      <w:tblPr>
+        <w:tblStyle w:val="TableGrid"/>
+        <w:tblW w:type="auto" w:w="0"/>
+        <w:jc w:val="center"/>
+        <w:tblLook w:firstColumn="1" w:firstRow="1" w:lastColumn="0" w:lastRow="0" w:noHBand="0" w:noVBand="1" w:val="04A0"/>
+      </w:tblPr>
+      <w:tblGrid>
+        <w:gridCol w:w="1930"/>
+        <w:gridCol w:w="1930"/>
+        <w:gridCol w:w="1930"/>
+        <w:gridCol w:w="1930"/>
+        <w:gridCol w:w="1930"/>
+      </w:tblGrid>
+      <w:tr>
+        <w:tc>
+          <w:tcPr>
+            <w:tcW w:type="dxa" w:w="1296"/>
+            <w:shd w:fill="1F3864"/>
+          </w:tcPr>
+          <w:p>
+            <w:pPr>
+              <w:spacing w:after="20"/>
+            </w:pPr>
+            <w:r/>
+            <w:r>
+              <w:rPr>
+                <w:b/>
+                <w:color w:val="FFFFFF"/>
+                <w:sz w:val="18"/>
+              </w:rPr>
+              <w:t>tissue</w:t>
+            </w:r>
+          </w:p>
+        </w:tc>
+        <w:tc>
+          <w:tcPr>
+            <w:tcW w:type="dxa" w:w="3168"/>
+            <w:shd w:fill="1F3864"/>
+          </w:tcPr>
+          <w:p>
+            <w:pPr>
+              <w:spacing w:after="20"/>
+            </w:pPr>
+            <w:r/>
+            <w:r>
+              <w:rPr>
+                <w:b/>
+                <w:color w:val="FFFFFF"/>
+                <w:sz w:val="18"/>
+              </w:rPr>
+              <w:t>flags</w:t>
+            </w:r>
+          </w:p>
+        </w:tc>
+        <w:tc>
+          <w:tcPr>
+            <w:tcW w:type="dxa" w:w="1440"/>
+            <w:shd w:fill="1F3864"/>
+          </w:tcPr>
+          <w:p>
+            <w:pPr>
+              <w:spacing w:after="20"/>
+            </w:pPr>
+            <w:r/>
+            <w:r>
+              <w:rPr>
+                <w:b/>
+                <w:color w:val="FFFFFF"/>
+                <w:sz w:val="18"/>
+              </w:rPr>
+              <w:t>how many</w:t>
+            </w:r>
+          </w:p>
+        </w:tc>
+        <w:tc>
+          <w:tcPr>
+            <w:tcW w:type="dxa" w:w="1728"/>
+            <w:shd w:fill="1F3864"/>
+          </w:tcPr>
+          <w:p>
+            <w:pPr>
+              <w:spacing w:after="20"/>
+            </w:pPr>
+            <w:r/>
+            <w:r>
+              <w:rPr>
+                <w:b/>
+                <w:color w:val="FFFFFF"/>
+                <w:sz w:val="18"/>
+              </w:rPr>
+              <w:t>clear a 0.10 shift</w:t>
+            </w:r>
+          </w:p>
+        </w:tc>
+        <w:tc>
+          <w:tcPr>
+            <w:tcW w:type="dxa" w:w="1440"/>
+            <w:shd w:fill="1F3864"/>
+          </w:tcPr>
+          <w:p>
+            <w:pPr>
+              <w:spacing w:after="20"/>
+            </w:pPr>
+            <w:r/>
+            <w:r>
+              <w:rPr>
+                <w:b/>
+                <w:color w:val="FFFFFF"/>
+                <w:sz w:val="18"/>
+              </w:rPr>
+              <w:t>share</w:t>
+            </w:r>
+          </w:p>
+        </w:tc>
+      </w:tr>
+      <w:tr>
+        <w:tc>
+          <w:tcPr>
+            <w:tcW w:type="dxa" w:w="1296"/>
+            <w:shd w:fill="FFF2CC"/>
+          </w:tcPr>
+          <w:p>
+            <w:pPr>
+              <w:spacing w:after="20"/>
+            </w:pPr>
+            <w:r/>
+            <w:r>
+              <w:rPr>
+                <w:b w:val="0"/>
+                <w:sz w:val="18"/>
+              </w:rPr>
+              <w:t>normal</w:t>
+            </w:r>
+          </w:p>
+        </w:tc>
+        <w:tc>
+          <w:tcPr>
+            <w:tcW w:type="dxa" w:w="3168"/>
+            <w:shd w:fill="FFF2CC"/>
+          </w:tcPr>
+          <w:p>
+            <w:pPr>
+              <w:spacing w:after="20"/>
+            </w:pPr>
+            <w:r/>
+            <w:r>
+              <w:rPr>
+                <w:b w:val="0"/>
+                <w:sz w:val="18"/>
+              </w:rPr>
+              <w:t>H and L, contrary direction</w:t>
+            </w:r>
+          </w:p>
+        </w:tc>
+        <w:tc>
+          <w:tcPr>
+            <w:tcW w:type="dxa" w:w="1440"/>
+            <w:shd w:fill="FFF2CC"/>
+          </w:tcPr>
+          <w:p>
+            <w:pPr>
+              <w:spacing w:after="20"/>
+            </w:pPr>
+            <w:r/>
+            <w:r>
+              <w:rPr>
+                <w:b w:val="0"/>
+                <w:sz w:val="18"/>
+              </w:rPr>
+              <w:t>154,810</w:t>
+            </w:r>
+          </w:p>
+        </w:tc>
+        <w:tc>
+          <w:tcPr>
+            <w:tcW w:type="dxa" w:w="1728"/>
+            <w:shd w:fill="FFF2CC"/>
+          </w:tcPr>
+          <w:p>
+            <w:pPr>
+              <w:spacing w:after="20"/>
+            </w:pPr>
+            <w:r/>
+            <w:r>
+              <w:rPr>
+                <w:b/>
+                <w:sz w:val="18"/>
+              </w:rPr>
+              <w:t>134</w:t>
+            </w:r>
+          </w:p>
+        </w:tc>
+        <w:tc>
+          <w:tcPr>
+            <w:tcW w:type="dxa" w:w="1440"/>
+            <w:shd w:fill="FFF2CC"/>
+          </w:tcPr>
+          <w:p>
+            <w:pPr>
+              <w:spacing w:after="20"/>
+            </w:pPr>
+            <w:r/>
+            <w:r>
+              <w:rPr>
+                <w:b/>
+                <w:sz w:val="18"/>
+              </w:rPr>
+              <w:t>0.087%</w:t>
+            </w:r>
+          </w:p>
+        </w:tc>
+      </w:tr>
+      <w:tr>
+        <w:tc>
+          <w:tcPr>
+            <w:tcW w:type="dxa" w:w="1296"/>
+          </w:tcPr>
+          <w:p>
+            <w:pPr>
+              <w:spacing w:after="20"/>
+            </w:pPr>
+            <w:r/>
+          </w:p>
+        </w:tc>
+        <w:tc>
+          <w:tcPr>
+            <w:tcW w:type="dxa" w:w="3168"/>
+          </w:tcPr>
+          <w:p>
+            <w:pPr>
+              <w:spacing w:after="20"/>
+            </w:pPr>
+            <w:r/>
+            <w:r>
+              <w:rPr>
+                <w:b w:val="0"/>
+                <w:sz w:val="18"/>
+              </w:rPr>
+              <w:t>R sites, hyper (for contrast)</w:t>
+            </w:r>
+          </w:p>
+        </w:tc>
+        <w:tc>
+          <w:tcPr>
+            <w:tcW w:type="dxa" w:w="1440"/>
+          </w:tcPr>
+          <w:p>
+            <w:pPr>
+              <w:spacing w:after="20"/>
+            </w:pPr>
+            <w:r/>
+            <w:r>
+              <w:rPr>
+                <w:b w:val="0"/>
+                <w:sz w:val="18"/>
+              </w:rPr>
+              <w:t>22,221</w:t>
+            </w:r>
+          </w:p>
+        </w:tc>
+        <w:tc>
+          <w:tcPr>
+            <w:tcW w:type="dxa" w:w="1728"/>
+          </w:tcPr>
+          <w:p>
+            <w:pPr>
+              <w:spacing w:after="20"/>
+            </w:pPr>
+            <w:r/>
+            <w:r>
+              <w:rPr>
+                <w:b w:val="0"/>
+                <w:sz w:val="18"/>
+              </w:rPr>
+              <w:t>21,938</w:t>
+            </w:r>
+          </w:p>
+        </w:tc>
+        <w:tc>
+          <w:tcPr>
+            <w:tcW w:type="dxa" w:w="1440"/>
+          </w:tcPr>
+          <w:p>
+            <w:pPr>
+              <w:spacing w:after="20"/>
+            </w:pPr>
+            <w:r/>
+            <w:r>
+              <w:rPr>
+                <w:b w:val="0"/>
+                <w:sz w:val="18"/>
+              </w:rPr>
+              <w:t>98.7%</w:t>
+            </w:r>
+          </w:p>
+        </w:tc>
+      </w:tr>
+      <w:tr>
+        <w:tc>
+          <w:tcPr>
+            <w:tcW w:type="dxa" w:w="1296"/>
+            <w:shd w:fill="FFF2CC"/>
+          </w:tcPr>
+          <w:p>
+            <w:pPr>
+              <w:spacing w:after="20"/>
+            </w:pPr>
+            <w:r/>
+            <w:r>
+              <w:rPr>
+                <w:b w:val="0"/>
+                <w:sz w:val="18"/>
+              </w:rPr>
+              <w:t>tumour</w:t>
+            </w:r>
+          </w:p>
+        </w:tc>
+        <w:tc>
+          <w:tcPr>
+            <w:tcW w:type="dxa" w:w="3168"/>
+            <w:shd w:fill="FFF2CC"/>
+          </w:tcPr>
+          <w:p>
+            <w:pPr>
+              <w:spacing w:after="20"/>
+            </w:pPr>
+            <w:r/>
+            <w:r>
+              <w:rPr>
+                <w:b w:val="0"/>
+                <w:sz w:val="18"/>
+              </w:rPr>
+              <w:t>H and L, contrary direction</w:t>
+            </w:r>
+          </w:p>
+        </w:tc>
+        <w:tc>
+          <w:tcPr>
+            <w:tcW w:type="dxa" w:w="1440"/>
+            <w:shd w:fill="FFF2CC"/>
+          </w:tcPr>
+          <w:p>
+            <w:pPr>
+              <w:spacing w:after="20"/>
+            </w:pPr>
+            <w:r/>
+            <w:r>
+              <w:rPr>
+                <w:b w:val="0"/>
+                <w:sz w:val="18"/>
+              </w:rPr>
+              <w:t>142,166</w:t>
+            </w:r>
+          </w:p>
+        </w:tc>
+        <w:tc>
+          <w:tcPr>
+            <w:tcW w:type="dxa" w:w="1728"/>
+            <w:shd w:fill="FFF2CC"/>
+          </w:tcPr>
+          <w:p>
+            <w:pPr>
+              <w:spacing w:after="20"/>
+            </w:pPr>
+            <w:r/>
+            <w:r>
+              <w:rPr>
+                <w:b/>
+                <w:sz w:val="18"/>
+              </w:rPr>
+              <w:t>56</w:t>
+            </w:r>
+          </w:p>
+        </w:tc>
+        <w:tc>
+          <w:tcPr>
+            <w:tcW w:type="dxa" w:w="1440"/>
+            <w:shd w:fill="FFF2CC"/>
+          </w:tcPr>
+          <w:p>
+            <w:pPr>
+              <w:spacing w:after="20"/>
+            </w:pPr>
+            <w:r/>
+            <w:r>
+              <w:rPr>
+                <w:b/>
+                <w:sz w:val="18"/>
+              </w:rPr>
+              <w:t>0.039%</w:t>
+            </w:r>
+          </w:p>
+        </w:tc>
+      </w:tr>
+      <w:tr>
+        <w:tc>
+          <w:tcPr>
+            <w:tcW w:type="dxa" w:w="1296"/>
+          </w:tcPr>
+          <w:p>
+            <w:pPr>
+              <w:spacing w:after="20"/>
+            </w:pPr>
+            <w:r/>
+          </w:p>
+        </w:tc>
+        <w:tc>
+          <w:tcPr>
+            <w:tcW w:type="dxa" w:w="3168"/>
+          </w:tcPr>
+          <w:p>
+            <w:pPr>
+              <w:spacing w:after="20"/>
+            </w:pPr>
+            <w:r/>
+            <w:r>
+              <w:rPr>
+                <w:b w:val="0"/>
+                <w:sz w:val="18"/>
+              </w:rPr>
+              <w:t>R sites, hyper (for contrast)</w:t>
+            </w:r>
+          </w:p>
+        </w:tc>
+        <w:tc>
+          <w:tcPr>
+            <w:tcW w:type="dxa" w:w="1440"/>
+          </w:tcPr>
+          <w:p>
+            <w:pPr>
+              <w:spacing w:after="20"/>
+            </w:pPr>
+            <w:r/>
+            <w:r>
+              <w:rPr>
+                <w:b w:val="0"/>
+                <w:sz w:val="18"/>
+              </w:rPr>
+              <w:t>851,843</w:t>
+            </w:r>
+          </w:p>
+        </w:tc>
+        <w:tc>
+          <w:tcPr>
+            <w:tcW w:type="dxa" w:w="1728"/>
+          </w:tcPr>
+          <w:p>
+            <w:pPr>
+              <w:spacing w:after="20"/>
+            </w:pPr>
+            <w:r/>
+            <w:r>
+              <w:rPr>
+                <w:b w:val="0"/>
+                <w:sz w:val="18"/>
+              </w:rPr>
+              <w:t>678,316</w:t>
+            </w:r>
+          </w:p>
+        </w:tc>
+        <w:tc>
+          <w:tcPr>
+            <w:tcW w:type="dxa" w:w="1440"/>
+          </w:tcPr>
+          <w:p>
+            <w:pPr>
+              <w:spacing w:after="20"/>
+            </w:pPr>
+            <w:r/>
+            <w:r>
+              <w:rPr>
+                <w:b w:val="0"/>
+                <w:sz w:val="18"/>
+              </w:rPr>
+              <w:t>79.6%</w:t>
+            </w:r>
+          </w:p>
+        </w:tc>
+      </w:tr>
+    </w:tbl>
+    <w:p>
+      <w:pPr>
+        <w:spacing w:after="60"/>
+      </w:pPr>
+    </w:p>
+    <w:p>
+      <w:pPr>
+        <w:spacing w:after="220"/>
+      </w:pPr>
+      <w:r>
+        <w:rPr>
+          <w:i/>
+          <w:color w:val="606060"/>
+          <w:sz w:val="16"/>
+        </w:rPr>
+        <w:t>all 380,355 CpGs · Results/Task33_GenomeWide_PEnvelope.csv · Scripts/Task33.GenomeWideHeadroom.Sep03.2026.R</w:t>
+      </w:r>
+    </w:p>
+    <w:tbl>
+      <w:tblPr>
+        <w:tblStyle w:val="TableGrid"/>
+        <w:tblW w:type="auto" w:w="0"/>
+        <w:tblLook w:firstColumn="1" w:firstRow="1" w:lastColumn="0" w:lastRow="0" w:noHBand="0" w:noVBand="1" w:val="04A0"/>
+      </w:tblPr>
+      <w:tblGrid>
+        <w:gridCol w:w="9648"/>
+      </w:tblGrid>
+      <w:tr>
+        <w:tc>
+          <w:tcPr>
+            <w:tcW w:type="dxa" w:w="9648"/>
+            <w:shd w:fill="FDF0F0"/>
+          </w:tcPr>
+          <w:p>
+            <w:pPr>
+              <w:spacing w:after="60"/>
+            </w:pPr>
+            <w:r/>
+            <w:r>
+              <w:rPr>
+                <w:b/>
+                <w:color w:val="1F3864"/>
+                <w:sz w:val="20"/>
+              </w:rPr>
+              <w:t>The single clearest number in the project</w:t>
+            </w:r>
+          </w:p>
+          <w:p>
+            <w:pPr>
+              <w:spacing w:after="40"/>
+            </w:pPr>
+            <w:r>
+              <w:rPr>
+                <w:b/>
+                <w:i w:val="0"/>
+                <w:sz w:val="19"/>
+              </w:rPr>
+              <w:t>Of the 154,810 flags the external reference makes against the state at H and L sites across the whole array in normal tissue, 134 — 0.087% — correspond to a methylation change of 0.10 or more.</w:t>
+            </w:r>
+            <w:r>
+              <w:rPr>
+                <w:b w:val="0"/>
+                <w:i w:val="0"/>
+                <w:sz w:val="19"/>
+              </w:rPr>
+              <w:t xml:space="preserve"> In tumour it is 56 of 142,166. At R sites, where the methylation level leaves room to move, 98.7% of flags clear the same bar.</w:t>
+              <w:br/>
+              <w:br/>
+              <w:t>The threshold geometry replicates too: at H sites the flag density per unit of available scale is 169.8 times higher in the constrained direction genome-wide, against 171 on chromosome 22, and 88.0% of H-site flags are “too high” against 87.8%.</w:t>
+              <w:br/>
+              <w:br/>
+              <w:t xml:space="preserve">And the plainest form of the whole argument: </w:t>
+            </w:r>
+            <w:r>
+              <w:rPr>
+                <w:b/>
+                <w:i w:val="0"/>
+                <w:sz w:val="19"/>
+              </w:rPr>
+              <w:t>at L sites, where every sample is unmethylated, the external reference calls almost exactly as many samples abnormally low as abnormally high — 85,932 against 88,635 — inside a window 0.022 wide.</w:t>
+            </w:r>
+          </w:p>
+        </w:tc>
+      </w:tr>
+    </w:tbl>
+    <w:p>
+      <w:pPr>
+        <w:spacing w:after="80"/>
+      </w:pPr>
     </w:p>
     <w:p>
       <w:r>
@@ -10133,14 +10721,14 @@
           <w:b/>
           <w:i w:val="0"/>
         </w:rPr>
-        <w:t>Per-sample burden.</w:t>
+        <w:t>Per-sample burden — and it is now harder to dismiss.</w:t>
       </w:r>
       <w:r>
         <w:rPr>
           <w:b w:val="0"/>
           <w:i w:val="0"/>
         </w:rPr>
-        <w:t xml:space="preserve"> N15, N17, N14 and now N48 lead at every scale. Batch, detection-p, tumour purity and cell composition all remain unexcluded, and a published outlier-burden study found burden strongly confounded by exactly those. Until they are excluded, per-sample burden cannot be interpreted.</w:t>
+        <w:t xml:space="preserve"> N15, N17, N14 and now N48 lead at every scale, and applying the 0.10 floor genome-wide leaves the top six in exactly the same order (Spearman 0.910). So their burden is not an artifact of the measurement scale. One sample separates out — N27 falls from 7th to 28th, keeping 10.7% of its flags — which shows the floor is not simply thinning everything uniformly. Batch, detection-p, tumour purity and cell composition all remain unexcluded, and a published outlier-burden study found burden strongly confounded by exactly those. This result raises the stakes on excluding them.</w:t>
       </w:r>
     </w:p>
     <w:p>
@@ -10510,6 +11098,62 @@
                 <w:sz w:val="17"/>
               </w:rPr>
               <w:t>Task32_MeasuredNoise / _FloorsApplied / _ImprovedMethodScores.csv</w:t>
+            </w:r>
+          </w:p>
+        </w:tc>
+      </w:tr>
+      <w:tr>
+        <w:tc>
+          <w:tcPr>
+            <w:tcW w:type="dxa" w:w="576"/>
+          </w:tcPr>
+          <w:p>
+            <w:pPr>
+              <w:spacing w:after="20"/>
+            </w:pPr>
+            <w:r/>
+            <w:r>
+              <w:rPr>
+                <w:b w:val="0"/>
+                <w:sz w:val="17"/>
+              </w:rPr>
+              <w:t>3.3, 6</w:t>
+            </w:r>
+          </w:p>
+        </w:tc>
+        <w:tc>
+          <w:tcPr>
+            <w:tcW w:type="dxa" w:w="3744"/>
+          </w:tcPr>
+          <w:p>
+            <w:pPr>
+              <w:spacing w:after="20"/>
+            </w:pPr>
+            <w:r/>
+            <w:r>
+              <w:rPr>
+                <w:b w:val="0"/>
+                <w:sz w:val="17"/>
+              </w:rPr>
+              <w:t>Task33.GenomeWideHeadroom.Sep03.2026.R</w:t>
+            </w:r>
+          </w:p>
+        </w:tc>
+        <w:tc>
+          <w:tcPr>
+            <w:tcW w:type="dxa" w:w="4752"/>
+          </w:tcPr>
+          <w:p>
+            <w:pPr>
+              <w:spacing w:after="20"/>
+            </w:pPr>
+            <w:r/>
+            <w:r>
+              <w:rPr>
+                <w:b w:val="0"/>
+                <w:sz w:val="17"/>
+              </w:rPr>
+              <w:t>Task33_GenomeWide_EffectSizeCeiling / _PEnvelope / _ThresholdGeometry / _FlagStability / _SampleBurdenFloor.csv</w:t>
             </w:r>
           </w:p>
         </w:tc>
